--- a/Knowledge/3-Work knowledge/1-Software Engineering/1-Fundamentals/5-My Source/7-Software/5-Software Development Life Cycle (SDLC)/1-Phases of SDLC/2-Requirement Analysis.docx
+++ b/Knowledge/3-Work knowledge/1-Software Engineering/1-Fundamentals/5-My Source/7-Software/5-Software Development Life Cycle (SDLC)/1-Phases of SDLC/2-Requirement Analysis.docx
@@ -42,7 +42,27 @@
           <w:sz w:val="18"/>
           <w:highlight w:val="lightGray"/>
         </w:rPr>
-        <w:t xml:space="preserve">: Persons Table -&gt; ID Column: 1, Name_En Column: Motasem Essam] -&gt; </w:t>
+        <w:t xml:space="preserve">: Persons Table -&gt; ID Column: 1, </w:t>
+      </w:r>
+      <w:proofErr w:type="spellStart"/>
+      <w:r>
+        <w:rPr>
+          <w:rFonts w:ascii="Arial" w:hAnsi="Arial"/>
+          <w:color w:val="000000"/>
+          <w:sz w:val="18"/>
+          <w:highlight w:val="lightGray"/>
+        </w:rPr>
+        <w:t>Name_En</w:t>
+      </w:r>
+      <w:proofErr w:type="spellEnd"/>
+      <w:r>
+        <w:rPr>
+          <w:rFonts w:ascii="Arial" w:hAnsi="Arial"/>
+          <w:color w:val="000000"/>
+          <w:sz w:val="18"/>
+          <w:highlight w:val="lightGray"/>
+        </w:rPr>
+        <w:t xml:space="preserve"> Column: Motasem Essam] -&gt; </w:t>
       </w:r>
       <w:r>
         <w:rPr>
@@ -98,16 +118,34 @@
           <w:sz w:val="18"/>
           <w:highlight w:val="lightGray"/>
         </w:rPr>
-        <w:t xml:space="preserve"> [6/</w:t>
-      </w:r>
-      <w:r>
-        <w:rPr>
-          <w:rFonts w:ascii="Arial" w:hAnsi="Arial"/>
-          <w:color w:val="000000"/>
-          <w:sz w:val="18"/>
-          <w:highlight w:val="lightGray"/>
-        </w:rPr>
-        <w:t>7</w:t>
+        <w:t xml:space="preserve"> [</w:t>
+      </w:r>
+      <w:r>
+        <w:rPr>
+          <w:rFonts w:ascii="Arial" w:hAnsi="Arial"/>
+          <w:color w:val="000000"/>
+          <w:sz w:val="18"/>
+          <w:highlight w:val="lightGray"/>
+        </w:rPr>
+        <w:t>1</w:t>
+      </w:r>
+      <w:r>
+        <w:rPr>
+          <w:rFonts w:ascii="Arial" w:hAnsi="Arial"/>
+          <w:color w:val="000000"/>
+          <w:sz w:val="18"/>
+          <w:highlight w:val="lightGray"/>
+        </w:rPr>
+        <w:t>/</w:t>
+      </w:r>
+      <w:r>
+        <w:rPr>
+          <w:rFonts w:ascii="Arial" w:hAnsi="Arial"/>
+          <w:color w:val="000000"/>
+          <w:sz w:val="18"/>
+          <w:highlight w:val="lightGray"/>
+        </w:rPr>
+        <w:t>23</w:t>
       </w:r>
       <w:r>
         <w:rPr>
@@ -193,7 +231,7 @@
           <w:rFonts w:ascii="Roboto Mono" w:hAnsi="Roboto Mono"/>
         </w:rPr>
         <w:pict w14:anchorId="6B32BFD3">
-          <v:rect id="_x0000_i1236" style="width:0;height:1.5pt" o:hralign="center" o:hrstd="t" o:hr="t" fillcolor="#a0a0a0" stroked="f"/>
+          <v:rect id="_x0000_i1025" style="width:0;height:1.5pt" o:hralign="center" o:hrstd="t" o:hr="t" fillcolor="#a0a0a0" stroked="f"/>
         </w:pict>
       </w:r>
     </w:p>
@@ -229,7 +267,27 @@
           <w:sz w:val="18"/>
           <w:highlight w:val="lightGray"/>
         </w:rPr>
-        <w:t xml:space="preserve">: Persons Table -&gt; ID Column: 1, Name_En Column: Motasem Essam] -&gt; </w:t>
+        <w:t xml:space="preserve">: Persons Table -&gt; ID Column: 1, </w:t>
+      </w:r>
+      <w:proofErr w:type="spellStart"/>
+      <w:r>
+        <w:rPr>
+          <w:rFonts w:ascii="Arial" w:hAnsi="Arial"/>
+          <w:color w:val="000000"/>
+          <w:sz w:val="18"/>
+          <w:highlight w:val="lightGray"/>
+        </w:rPr>
+        <w:t>Name_En</w:t>
+      </w:r>
+      <w:proofErr w:type="spellEnd"/>
+      <w:r>
+        <w:rPr>
+          <w:rFonts w:ascii="Arial" w:hAnsi="Arial"/>
+          <w:color w:val="000000"/>
+          <w:sz w:val="18"/>
+          <w:highlight w:val="lightGray"/>
+        </w:rPr>
+        <w:t xml:space="preserve"> Column: Motasem Essam] -&gt; </w:t>
       </w:r>
       <w:r>
         <w:rPr>
@@ -285,16 +343,34 @@
           <w:sz w:val="18"/>
           <w:highlight w:val="lightGray"/>
         </w:rPr>
-        <w:t xml:space="preserve"> [6/</w:t>
-      </w:r>
-      <w:r>
-        <w:rPr>
-          <w:rFonts w:ascii="Arial" w:hAnsi="Arial"/>
-          <w:color w:val="000000"/>
-          <w:sz w:val="18"/>
-          <w:highlight w:val="lightGray"/>
-        </w:rPr>
-        <w:t>7</w:t>
+        <w:t xml:space="preserve"> [</w:t>
+      </w:r>
+      <w:r>
+        <w:rPr>
+          <w:rFonts w:ascii="Arial" w:hAnsi="Arial"/>
+          <w:color w:val="000000"/>
+          <w:sz w:val="18"/>
+          <w:highlight w:val="lightGray"/>
+        </w:rPr>
+        <w:t>1</w:t>
+      </w:r>
+      <w:r>
+        <w:rPr>
+          <w:rFonts w:ascii="Arial" w:hAnsi="Arial"/>
+          <w:color w:val="000000"/>
+          <w:sz w:val="18"/>
+          <w:highlight w:val="lightGray"/>
+        </w:rPr>
+        <w:t>/</w:t>
+      </w:r>
+      <w:r>
+        <w:rPr>
+          <w:rFonts w:ascii="Arial" w:hAnsi="Arial"/>
+          <w:color w:val="000000"/>
+          <w:sz w:val="18"/>
+          <w:highlight w:val="lightGray"/>
+        </w:rPr>
+        <w:t>23</w:t>
       </w:r>
       <w:r>
         <w:rPr>
@@ -415,7 +491,7 @@
           <w:rFonts w:ascii="Roboto Mono" w:hAnsi="Roboto Mono"/>
         </w:rPr>
         <w:pict w14:anchorId="14F5EB14">
-          <v:rect id="_x0000_i1237" style="width:0;height:1.5pt" o:hralign="center" o:hrstd="t" o:hr="t" fillcolor="#a0a0a0" stroked="f"/>
+          <v:rect id="_x0000_i1026" style="width:0;height:1.5pt" o:hralign="center" o:hrstd="t" o:hr="t" fillcolor="#a0a0a0" stroked="f"/>
         </w:pict>
       </w:r>
     </w:p>
@@ -458,7 +534,27 @@
           <w:sz w:val="18"/>
           <w:highlight w:val="lightGray"/>
         </w:rPr>
-        <w:t xml:space="preserve">: Persons Table -&gt; ID Column: 1, Name_En Column: Motasem Essam] -&gt; </w:t>
+        <w:t xml:space="preserve">: Persons Table -&gt; ID Column: 1, </w:t>
+      </w:r>
+      <w:proofErr w:type="spellStart"/>
+      <w:r>
+        <w:rPr>
+          <w:rFonts w:ascii="Arial" w:hAnsi="Arial"/>
+          <w:color w:val="000000"/>
+          <w:sz w:val="18"/>
+          <w:highlight w:val="lightGray"/>
+        </w:rPr>
+        <w:t>Name_En</w:t>
+      </w:r>
+      <w:proofErr w:type="spellEnd"/>
+      <w:r>
+        <w:rPr>
+          <w:rFonts w:ascii="Arial" w:hAnsi="Arial"/>
+          <w:color w:val="000000"/>
+          <w:sz w:val="18"/>
+          <w:highlight w:val="lightGray"/>
+        </w:rPr>
+        <w:t xml:space="preserve"> Column: Motasem Essam] -&gt; </w:t>
       </w:r>
       <w:r>
         <w:rPr>
@@ -514,16 +610,34 @@
           <w:sz w:val="18"/>
           <w:highlight w:val="lightGray"/>
         </w:rPr>
-        <w:t xml:space="preserve"> [6/</w:t>
-      </w:r>
-      <w:r>
-        <w:rPr>
-          <w:rFonts w:ascii="Arial" w:hAnsi="Arial"/>
-          <w:color w:val="000000"/>
-          <w:sz w:val="18"/>
-          <w:highlight w:val="lightGray"/>
-        </w:rPr>
-        <w:t>7</w:t>
+        <w:t xml:space="preserve"> [</w:t>
+      </w:r>
+      <w:r>
+        <w:rPr>
+          <w:rFonts w:ascii="Arial" w:hAnsi="Arial"/>
+          <w:color w:val="000000"/>
+          <w:sz w:val="18"/>
+          <w:highlight w:val="lightGray"/>
+        </w:rPr>
+        <w:t>1</w:t>
+      </w:r>
+      <w:r>
+        <w:rPr>
+          <w:rFonts w:ascii="Arial" w:hAnsi="Arial"/>
+          <w:color w:val="000000"/>
+          <w:sz w:val="18"/>
+          <w:highlight w:val="lightGray"/>
+        </w:rPr>
+        <w:t>/</w:t>
+      </w:r>
+      <w:r>
+        <w:rPr>
+          <w:rFonts w:ascii="Arial" w:hAnsi="Arial"/>
+          <w:color w:val="000000"/>
+          <w:sz w:val="18"/>
+          <w:highlight w:val="lightGray"/>
+        </w:rPr>
+        <w:t>23</w:t>
       </w:r>
       <w:r>
         <w:rPr>
@@ -775,7 +889,7 @@
           <w:rFonts w:ascii="Roboto Mono" w:hAnsi="Roboto Mono"/>
         </w:rPr>
         <w:pict w14:anchorId="3948279F">
-          <v:rect id="_x0000_i1238" style="width:0;height:1.5pt" o:hralign="center" o:hrstd="t" o:hr="t" fillcolor="#a0a0a0" stroked="f"/>
+          <v:rect id="_x0000_i1027" style="width:0;height:1.5pt" o:hralign="center" o:hrstd="t" o:hr="t" fillcolor="#a0a0a0" stroked="f"/>
         </w:pict>
       </w:r>
     </w:p>
@@ -828,7 +942,27 @@
           <w:sz w:val="18"/>
           <w:highlight w:val="lightGray"/>
         </w:rPr>
-        <w:t xml:space="preserve">: Persons Table -&gt; ID Column: 1, Name_En Column: Motasem Essam] -&gt; </w:t>
+        <w:t xml:space="preserve">: Persons Table -&gt; ID Column: 1, </w:t>
+      </w:r>
+      <w:proofErr w:type="spellStart"/>
+      <w:r>
+        <w:rPr>
+          <w:rFonts w:ascii="Arial" w:hAnsi="Arial"/>
+          <w:color w:val="000000"/>
+          <w:sz w:val="18"/>
+          <w:highlight w:val="lightGray"/>
+        </w:rPr>
+        <w:t>Name_En</w:t>
+      </w:r>
+      <w:proofErr w:type="spellEnd"/>
+      <w:r>
+        <w:rPr>
+          <w:rFonts w:ascii="Arial" w:hAnsi="Arial"/>
+          <w:color w:val="000000"/>
+          <w:sz w:val="18"/>
+          <w:highlight w:val="lightGray"/>
+        </w:rPr>
+        <w:t xml:space="preserve"> Column: Motasem Essam] -&gt; </w:t>
       </w:r>
       <w:r>
         <w:rPr>
@@ -884,16 +1018,34 @@
           <w:sz w:val="18"/>
           <w:highlight w:val="lightGray"/>
         </w:rPr>
-        <w:t xml:space="preserve"> [6/</w:t>
-      </w:r>
-      <w:r>
-        <w:rPr>
-          <w:rFonts w:ascii="Arial" w:hAnsi="Arial"/>
-          <w:color w:val="000000"/>
-          <w:sz w:val="18"/>
-          <w:highlight w:val="lightGray"/>
-        </w:rPr>
-        <w:t>7</w:t>
+        <w:t xml:space="preserve"> [</w:t>
+      </w:r>
+      <w:r>
+        <w:rPr>
+          <w:rFonts w:ascii="Arial" w:hAnsi="Arial"/>
+          <w:color w:val="000000"/>
+          <w:sz w:val="18"/>
+          <w:highlight w:val="lightGray"/>
+        </w:rPr>
+        <w:t>1</w:t>
+      </w:r>
+      <w:r>
+        <w:rPr>
+          <w:rFonts w:ascii="Arial" w:hAnsi="Arial"/>
+          <w:color w:val="000000"/>
+          <w:sz w:val="18"/>
+          <w:highlight w:val="lightGray"/>
+        </w:rPr>
+        <w:t>/</w:t>
+      </w:r>
+      <w:r>
+        <w:rPr>
+          <w:rFonts w:ascii="Arial" w:hAnsi="Arial"/>
+          <w:color w:val="000000"/>
+          <w:sz w:val="18"/>
+          <w:highlight w:val="lightGray"/>
+        </w:rPr>
+        <w:t>23</w:t>
       </w:r>
       <w:r>
         <w:rPr>
@@ -946,7 +1098,7 @@
           <w:rFonts w:ascii="Roboto Mono" w:hAnsi="Roboto Mono"/>
         </w:rPr>
         <w:pict w14:anchorId="3F968921">
-          <v:rect id="_x0000_i1240" style="width:0;height:1.5pt" o:hralign="center" o:hrstd="t" o:hr="t" fillcolor="#a0a0a0" stroked="f"/>
+          <v:rect id="_x0000_i1028" style="width:0;height:1.5pt" o:hralign="center" o:hrstd="t" o:hr="t" fillcolor="#a0a0a0" stroked="f"/>
         </w:pict>
       </w:r>
     </w:p>
@@ -1098,7 +1250,7 @@
           <w:rFonts w:ascii="Roboto Mono" w:hAnsi="Roboto Mono"/>
         </w:rPr>
         <w:pict w14:anchorId="0D177F86">
-          <v:rect id="_x0000_i1241" style="width:0;height:1.5pt" o:hralign="center" o:hrstd="t" o:hr="t" fillcolor="#a0a0a0" stroked="f"/>
+          <v:rect id="_x0000_i1029" style="width:0;height:1.5pt" o:hralign="center" o:hrstd="t" o:hr="t" fillcolor="#a0a0a0" stroked="f"/>
         </w:pict>
       </w:r>
     </w:p>
@@ -1488,7 +1640,7 @@
           <w:rFonts w:ascii="Roboto Mono" w:hAnsi="Roboto Mono"/>
         </w:rPr>
         <w:pict w14:anchorId="5983E48F">
-          <v:rect id="_x0000_i1242" style="width:0;height:1.5pt" o:hralign="center" o:hrstd="t" o:hr="t" fillcolor="#a0a0a0" stroked="f"/>
+          <v:rect id="_x0000_i1030" style="width:0;height:1.5pt" o:hralign="center" o:hrstd="t" o:hr="t" fillcolor="#a0a0a0" stroked="f"/>
         </w:pict>
       </w:r>
     </w:p>
@@ -1646,7 +1798,7 @@
           <w:rFonts w:ascii="Roboto Mono" w:hAnsi="Roboto Mono"/>
         </w:rPr>
         <w:pict w14:anchorId="33E43A96">
-          <v:rect id="_x0000_i1243" style="width:0;height:1.5pt" o:hralign="center" o:hrstd="t" o:hr="t" fillcolor="#a0a0a0" stroked="f"/>
+          <v:rect id="_x0000_i1031" style="width:0;height:1.5pt" o:hralign="center" o:hrstd="t" o:hr="t" fillcolor="#a0a0a0" stroked="f"/>
         </w:pict>
       </w:r>
     </w:p>
@@ -1685,7 +1837,27 @@
           <w:sz w:val="18"/>
           <w:highlight w:val="lightGray"/>
         </w:rPr>
-        <w:t xml:space="preserve">: Persons Table -&gt; ID Column: 1, Name_En Column: Motasem Essam] -&gt; </w:t>
+        <w:t xml:space="preserve">: Persons Table -&gt; ID Column: 1, </w:t>
+      </w:r>
+      <w:proofErr w:type="spellStart"/>
+      <w:r>
+        <w:rPr>
+          <w:rFonts w:ascii="Arial" w:hAnsi="Arial"/>
+          <w:color w:val="000000"/>
+          <w:sz w:val="18"/>
+          <w:highlight w:val="lightGray"/>
+        </w:rPr>
+        <w:t>Name_En</w:t>
+      </w:r>
+      <w:proofErr w:type="spellEnd"/>
+      <w:r>
+        <w:rPr>
+          <w:rFonts w:ascii="Arial" w:hAnsi="Arial"/>
+          <w:color w:val="000000"/>
+          <w:sz w:val="18"/>
+          <w:highlight w:val="lightGray"/>
+        </w:rPr>
+        <w:t xml:space="preserve"> Column: Motasem Essam] -&gt; </w:t>
       </w:r>
       <w:r>
         <w:rPr>
@@ -1741,16 +1913,34 @@
           <w:sz w:val="18"/>
           <w:highlight w:val="lightGray"/>
         </w:rPr>
-        <w:t xml:space="preserve"> [6/</w:t>
-      </w:r>
-      <w:r>
-        <w:rPr>
-          <w:rFonts w:ascii="Arial" w:hAnsi="Arial"/>
-          <w:color w:val="000000"/>
-          <w:sz w:val="18"/>
-          <w:highlight w:val="lightGray"/>
-        </w:rPr>
-        <w:t>7</w:t>
+        <w:t xml:space="preserve"> [</w:t>
+      </w:r>
+      <w:r>
+        <w:rPr>
+          <w:rFonts w:ascii="Arial" w:hAnsi="Arial"/>
+          <w:color w:val="000000"/>
+          <w:sz w:val="18"/>
+          <w:highlight w:val="lightGray"/>
+        </w:rPr>
+        <w:t>1</w:t>
+      </w:r>
+      <w:r>
+        <w:rPr>
+          <w:rFonts w:ascii="Arial" w:hAnsi="Arial"/>
+          <w:color w:val="000000"/>
+          <w:sz w:val="18"/>
+          <w:highlight w:val="lightGray"/>
+        </w:rPr>
+        <w:t>/</w:t>
+      </w:r>
+      <w:r>
+        <w:rPr>
+          <w:rFonts w:ascii="Arial" w:hAnsi="Arial"/>
+          <w:color w:val="000000"/>
+          <w:sz w:val="18"/>
+          <w:highlight w:val="lightGray"/>
+        </w:rPr>
+        <w:t>23</w:t>
       </w:r>
       <w:r>
         <w:rPr>
@@ -1871,7 +2061,7 @@
           <w:rFonts w:ascii="Roboto Mono" w:hAnsi="Roboto Mono"/>
         </w:rPr>
         <w:pict w14:anchorId="55A850E7">
-          <v:rect id="_x0000_i1244" style="width:0;height:1.5pt" o:hralign="center" o:hrstd="t" o:hr="t" fillcolor="#a0a0a0" stroked="f"/>
+          <v:rect id="_x0000_i1032" style="width:0;height:1.5pt" o:hralign="center" o:hrstd="t" o:hr="t" fillcolor="#a0a0a0" stroked="f"/>
         </w:pict>
       </w:r>
     </w:p>
@@ -2089,7 +2279,7 @@
           <w:rFonts w:ascii="Roboto Mono" w:hAnsi="Roboto Mono"/>
         </w:rPr>
         <w:pict w14:anchorId="3534818A">
-          <v:rect id="_x0000_i1245" style="width:0;height:1.5pt" o:hralign="center" o:hrstd="t" o:hr="t" fillcolor="#a0a0a0" stroked="f"/>
+          <v:rect id="_x0000_i1033" style="width:0;height:1.5pt" o:hralign="center" o:hrstd="t" o:hr="t" fillcolor="#a0a0a0" stroked="f"/>
         </w:pict>
       </w:r>
     </w:p>
@@ -2128,7 +2318,27 @@
           <w:sz w:val="18"/>
           <w:highlight w:val="lightGray"/>
         </w:rPr>
-        <w:t xml:space="preserve">: Persons Table -&gt; ID Column: 1, Name_En Column: Motasem Essam] -&gt; </w:t>
+        <w:t xml:space="preserve">: Persons Table -&gt; ID Column: 1, </w:t>
+      </w:r>
+      <w:proofErr w:type="spellStart"/>
+      <w:r>
+        <w:rPr>
+          <w:rFonts w:ascii="Arial" w:hAnsi="Arial"/>
+          <w:color w:val="000000"/>
+          <w:sz w:val="18"/>
+          <w:highlight w:val="lightGray"/>
+        </w:rPr>
+        <w:t>Name_En</w:t>
+      </w:r>
+      <w:proofErr w:type="spellEnd"/>
+      <w:r>
+        <w:rPr>
+          <w:rFonts w:ascii="Arial" w:hAnsi="Arial"/>
+          <w:color w:val="000000"/>
+          <w:sz w:val="18"/>
+          <w:highlight w:val="lightGray"/>
+        </w:rPr>
+        <w:t xml:space="preserve"> Column: Motasem Essam] -&gt; </w:t>
       </w:r>
       <w:r>
         <w:rPr>
@@ -2184,16 +2394,34 @@
           <w:sz w:val="18"/>
           <w:highlight w:val="lightGray"/>
         </w:rPr>
-        <w:t xml:space="preserve"> [6/</w:t>
-      </w:r>
-      <w:r>
-        <w:rPr>
-          <w:rFonts w:ascii="Arial" w:hAnsi="Arial"/>
-          <w:color w:val="000000"/>
-          <w:sz w:val="18"/>
-          <w:highlight w:val="lightGray"/>
-        </w:rPr>
-        <w:t>7</w:t>
+        <w:t xml:space="preserve"> [</w:t>
+      </w:r>
+      <w:r>
+        <w:rPr>
+          <w:rFonts w:ascii="Arial" w:hAnsi="Arial"/>
+          <w:color w:val="000000"/>
+          <w:sz w:val="18"/>
+          <w:highlight w:val="lightGray"/>
+        </w:rPr>
+        <w:t>1</w:t>
+      </w:r>
+      <w:r>
+        <w:rPr>
+          <w:rFonts w:ascii="Arial" w:hAnsi="Arial"/>
+          <w:color w:val="000000"/>
+          <w:sz w:val="18"/>
+          <w:highlight w:val="lightGray"/>
+        </w:rPr>
+        <w:t>/</w:t>
+      </w:r>
+      <w:r>
+        <w:rPr>
+          <w:rFonts w:ascii="Arial" w:hAnsi="Arial"/>
+          <w:color w:val="000000"/>
+          <w:sz w:val="18"/>
+          <w:highlight w:val="lightGray"/>
+        </w:rPr>
+        <w:t>23</w:t>
       </w:r>
       <w:r>
         <w:rPr>
@@ -2229,7 +2457,7 @@
           <w:rFonts w:ascii="Roboto Mono" w:hAnsi="Roboto Mono"/>
         </w:rPr>
         <w:pict w14:anchorId="3A5A59E2">
-          <v:rect id="_x0000_i1246" style="width:0;height:1.5pt" o:hralign="center" o:hrstd="t" o:hr="t" fillcolor="#a0a0a0" stroked="f"/>
+          <v:rect id="_x0000_i1034" style="width:0;height:1.5pt" o:hralign="center" o:hrstd="t" o:hr="t" fillcolor="#a0a0a0" stroked="f"/>
         </w:pict>
       </w:r>
     </w:p>
@@ -2386,7 +2614,7 @@
           <w:rFonts w:ascii="Roboto Mono" w:hAnsi="Roboto Mono"/>
         </w:rPr>
         <w:pict w14:anchorId="37370945">
-          <v:rect id="_x0000_i1247" style="width:0;height:1.5pt" o:hralign="center" o:hrstd="t" o:hr="t" fillcolor="#a0a0a0" stroked="f"/>
+          <v:rect id="_x0000_i1035" style="width:0;height:1.5pt" o:hralign="center" o:hrstd="t" o:hr="t" fillcolor="#a0a0a0" stroked="f"/>
         </w:pict>
       </w:r>
     </w:p>
@@ -2487,7 +2715,7 @@
           <w:rFonts w:ascii="Roboto Mono" w:hAnsi="Roboto Mono"/>
         </w:rPr>
         <w:pict w14:anchorId="556B718F">
-          <v:rect id="_x0000_i1248" style="width:0;height:1.5pt" o:hralign="center" o:hrstd="t" o:hr="t" fillcolor="#a0a0a0" stroked="f"/>
+          <v:rect id="_x0000_i1036" style="width:0;height:1.5pt" o:hralign="center" o:hrstd="t" o:hr="t" fillcolor="#a0a0a0" stroked="f"/>
         </w:pict>
       </w:r>
     </w:p>
@@ -2662,7 +2890,7 @@
           <w:rFonts w:ascii="Roboto Mono" w:hAnsi="Roboto Mono"/>
         </w:rPr>
         <w:pict w14:anchorId="15F05E75">
-          <v:rect id="_x0000_i1249" style="width:0;height:1.5pt" o:hralign="center" o:hrstd="t" o:hr="t" fillcolor="#a0a0a0" stroked="f"/>
+          <v:rect id="_x0000_i1037" style="width:0;height:1.5pt" o:hralign="center" o:hrstd="t" o:hr="t" fillcolor="#a0a0a0" stroked="f"/>
         </w:pict>
       </w:r>
     </w:p>
@@ -2763,7 +2991,7 @@
           <w:rFonts w:ascii="Roboto Mono" w:hAnsi="Roboto Mono"/>
         </w:rPr>
         <w:pict w14:anchorId="41646A5F">
-          <v:rect id="_x0000_i1250" style="width:0;height:1.5pt" o:hralign="center" o:hrstd="t" o:hr="t" fillcolor="#a0a0a0" stroked="f"/>
+          <v:rect id="_x0000_i1038" style="width:0;height:1.5pt" o:hralign="center" o:hrstd="t" o:hr="t" fillcolor="#a0a0a0" stroked="f"/>
         </w:pict>
       </w:r>
     </w:p>
@@ -3108,7 +3336,7 @@
           <w:rFonts w:ascii="Roboto Mono" w:hAnsi="Roboto Mono"/>
         </w:rPr>
         <w:pict w14:anchorId="44519D5F">
-          <v:rect id="_x0000_i1251" style="width:0;height:1.5pt" o:hralign="center" o:hrstd="t" o:hr="t" fillcolor="#a0a0a0" stroked="f"/>
+          <v:rect id="_x0000_i1039" style="width:0;height:1.5pt" o:hralign="center" o:hrstd="t" o:hr="t" fillcolor="#a0a0a0" stroked="f"/>
         </w:pict>
       </w:r>
     </w:p>
@@ -3147,7 +3375,27 @@
           <w:sz w:val="18"/>
           <w:highlight w:val="lightGray"/>
         </w:rPr>
-        <w:t xml:space="preserve">: Persons Table -&gt; ID Column: 1, Name_En Column: Motasem Essam] -&gt; </w:t>
+        <w:t xml:space="preserve">: Persons Table -&gt; ID Column: 1, </w:t>
+      </w:r>
+      <w:proofErr w:type="spellStart"/>
+      <w:r>
+        <w:rPr>
+          <w:rFonts w:ascii="Arial" w:hAnsi="Arial"/>
+          <w:color w:val="000000"/>
+          <w:sz w:val="18"/>
+          <w:highlight w:val="lightGray"/>
+        </w:rPr>
+        <w:t>Name_En</w:t>
+      </w:r>
+      <w:proofErr w:type="spellEnd"/>
+      <w:r>
+        <w:rPr>
+          <w:rFonts w:ascii="Arial" w:hAnsi="Arial"/>
+          <w:color w:val="000000"/>
+          <w:sz w:val="18"/>
+          <w:highlight w:val="lightGray"/>
+        </w:rPr>
+        <w:t xml:space="preserve"> Column: Motasem Essam] -&gt; </w:t>
       </w:r>
       <w:r>
         <w:rPr>
@@ -3203,16 +3451,34 @@
           <w:sz w:val="18"/>
           <w:highlight w:val="lightGray"/>
         </w:rPr>
-        <w:t xml:space="preserve"> [6/</w:t>
-      </w:r>
-      <w:r>
-        <w:rPr>
-          <w:rFonts w:ascii="Arial" w:hAnsi="Arial"/>
-          <w:color w:val="000000"/>
-          <w:sz w:val="18"/>
-          <w:highlight w:val="lightGray"/>
-        </w:rPr>
-        <w:t>7</w:t>
+        <w:t xml:space="preserve"> [</w:t>
+      </w:r>
+      <w:r>
+        <w:rPr>
+          <w:rFonts w:ascii="Arial" w:hAnsi="Arial"/>
+          <w:color w:val="000000"/>
+          <w:sz w:val="18"/>
+          <w:highlight w:val="lightGray"/>
+        </w:rPr>
+        <w:t>1</w:t>
+      </w:r>
+      <w:r>
+        <w:rPr>
+          <w:rFonts w:ascii="Arial" w:hAnsi="Arial"/>
+          <w:color w:val="000000"/>
+          <w:sz w:val="18"/>
+          <w:highlight w:val="lightGray"/>
+        </w:rPr>
+        <w:t>/</w:t>
+      </w:r>
+      <w:r>
+        <w:rPr>
+          <w:rFonts w:ascii="Arial" w:hAnsi="Arial"/>
+          <w:color w:val="000000"/>
+          <w:sz w:val="18"/>
+          <w:highlight w:val="lightGray"/>
+        </w:rPr>
+        <w:t>23</w:t>
       </w:r>
       <w:r>
         <w:rPr>
@@ -3304,7 +3570,7 @@
           <w:rFonts w:ascii="Roboto Mono" w:hAnsi="Roboto Mono"/>
         </w:rPr>
         <w:pict w14:anchorId="0A0F1DB5">
-          <v:rect id="_x0000_i1252" style="width:0;height:1.5pt" o:hralign="center" o:hrstd="t" o:hr="t" fillcolor="#a0a0a0" stroked="f"/>
+          <v:rect id="_x0000_i1040" style="width:0;height:1.5pt" o:hralign="center" o:hrstd="t" o:hr="t" fillcolor="#a0a0a0" stroked="f"/>
         </w:pict>
       </w:r>
     </w:p>
@@ -3404,7 +3670,7 @@
           <w:rFonts w:ascii="Roboto Mono" w:hAnsi="Roboto Mono"/>
         </w:rPr>
         <w:pict w14:anchorId="00F35437">
-          <v:rect id="_x0000_i1253" style="width:0;height:1.5pt" o:hralign="center" o:hrstd="t" o:hr="t" fillcolor="#a0a0a0" stroked="f"/>
+          <v:rect id="_x0000_i1041" style="width:0;height:1.5pt" o:hralign="center" o:hrstd="t" o:hr="t" fillcolor="#a0a0a0" stroked="f"/>
         </w:pict>
       </w:r>
     </w:p>
@@ -3535,7 +3801,7 @@
           <w:rFonts w:ascii="Roboto Mono" w:hAnsi="Roboto Mono"/>
         </w:rPr>
         <w:pict w14:anchorId="11F282F2">
-          <v:rect id="_x0000_i1254" style="width:0;height:1.5pt" o:hralign="center" o:hrstd="t" o:hr="t" fillcolor="#a0a0a0" stroked="f"/>
+          <v:rect id="_x0000_i1042" style="width:0;height:1.5pt" o:hralign="center" o:hrstd="t" o:hr="t" fillcolor="#a0a0a0" stroked="f"/>
         </w:pict>
       </w:r>
     </w:p>
@@ -3666,7 +3932,7 @@
           <w:rFonts w:ascii="Roboto Mono" w:hAnsi="Roboto Mono"/>
         </w:rPr>
         <w:pict w14:anchorId="1F9643E7">
-          <v:rect id="_x0000_i1255" style="width:0;height:1.5pt" o:hralign="center" o:hrstd="t" o:hr="t" fillcolor="#a0a0a0" stroked="f"/>
+          <v:rect id="_x0000_i1043" style="width:0;height:1.5pt" o:hralign="center" o:hrstd="t" o:hr="t" fillcolor="#a0a0a0" stroked="f"/>
         </w:pict>
       </w:r>
     </w:p>
@@ -3712,7 +3978,7 @@
           <w:rFonts w:ascii="Roboto Mono" w:hAnsi="Roboto Mono"/>
         </w:rPr>
         <w:pict w14:anchorId="62B7A68E">
-          <v:rect id="_x0000_i1256" style="width:0;height:1.5pt" o:hralign="center" o:hrstd="t" o:hr="t" fillcolor="#a0a0a0" stroked="f"/>
+          <v:rect id="_x0000_i1044" style="width:0;height:1.5pt" o:hralign="center" o:hrstd="t" o:hr="t" fillcolor="#a0a0a0" stroked="f"/>
         </w:pict>
       </w:r>
     </w:p>
@@ -3757,7 +4023,7 @@
           <w:rFonts w:ascii="Roboto Mono" w:hAnsi="Roboto Mono"/>
         </w:rPr>
         <w:pict w14:anchorId="3A7D8F88">
-          <v:rect id="_x0000_i1257" style="width:0;height:1.5pt" o:hralign="center" o:hrstd="t" o:hr="t" fillcolor="#a0a0a0" stroked="f"/>
+          <v:rect id="_x0000_i1045" style="width:0;height:1.5pt" o:hralign="center" o:hrstd="t" o:hr="t" fillcolor="#a0a0a0" stroked="f"/>
         </w:pict>
       </w:r>
     </w:p>
@@ -3796,7 +4062,27 @@
           <w:sz w:val="18"/>
           <w:highlight w:val="lightGray"/>
         </w:rPr>
-        <w:t xml:space="preserve">: Persons Table -&gt; ID Column: 1, Name_En Column: Motasem Essam] -&gt; </w:t>
+        <w:t xml:space="preserve">: Persons Table -&gt; ID Column: 1, </w:t>
+      </w:r>
+      <w:proofErr w:type="spellStart"/>
+      <w:r>
+        <w:rPr>
+          <w:rFonts w:ascii="Arial" w:hAnsi="Arial"/>
+          <w:color w:val="000000"/>
+          <w:sz w:val="18"/>
+          <w:highlight w:val="lightGray"/>
+        </w:rPr>
+        <w:t>Name_En</w:t>
+      </w:r>
+      <w:proofErr w:type="spellEnd"/>
+      <w:r>
+        <w:rPr>
+          <w:rFonts w:ascii="Arial" w:hAnsi="Arial"/>
+          <w:color w:val="000000"/>
+          <w:sz w:val="18"/>
+          <w:highlight w:val="lightGray"/>
+        </w:rPr>
+        <w:t xml:space="preserve"> Column: Motasem Essam] -&gt; </w:t>
       </w:r>
       <w:r>
         <w:rPr>
@@ -3852,16 +4138,34 @@
           <w:sz w:val="18"/>
           <w:highlight w:val="lightGray"/>
         </w:rPr>
-        <w:t xml:space="preserve"> [6/</w:t>
-      </w:r>
-      <w:r>
-        <w:rPr>
-          <w:rFonts w:ascii="Arial" w:hAnsi="Arial"/>
-          <w:color w:val="000000"/>
-          <w:sz w:val="18"/>
-          <w:highlight w:val="lightGray"/>
-        </w:rPr>
-        <w:t>7</w:t>
+        <w:t xml:space="preserve"> [</w:t>
+      </w:r>
+      <w:r>
+        <w:rPr>
+          <w:rFonts w:ascii="Arial" w:hAnsi="Arial"/>
+          <w:color w:val="000000"/>
+          <w:sz w:val="18"/>
+          <w:highlight w:val="lightGray"/>
+        </w:rPr>
+        <w:t>1</w:t>
+      </w:r>
+      <w:r>
+        <w:rPr>
+          <w:rFonts w:ascii="Arial" w:hAnsi="Arial"/>
+          <w:color w:val="000000"/>
+          <w:sz w:val="18"/>
+          <w:highlight w:val="lightGray"/>
+        </w:rPr>
+        <w:t>/</w:t>
+      </w:r>
+      <w:r>
+        <w:rPr>
+          <w:rFonts w:ascii="Arial" w:hAnsi="Arial"/>
+          <w:color w:val="000000"/>
+          <w:sz w:val="18"/>
+          <w:highlight w:val="lightGray"/>
+        </w:rPr>
+        <w:t>23</w:t>
       </w:r>
       <w:r>
         <w:rPr>
@@ -3914,7 +4218,7 @@
           <w:rFonts w:ascii="Roboto Mono" w:hAnsi="Roboto Mono"/>
         </w:rPr>
         <w:pict w14:anchorId="7DF832D0">
-          <v:rect id="_x0000_i1258" style="width:0;height:1.5pt" o:hralign="center" o:hrstd="t" o:hr="t" fillcolor="#a0a0a0" stroked="f"/>
+          <v:rect id="_x0000_i1046" style="width:0;height:1.5pt" o:hralign="center" o:hrstd="t" o:hr="t" fillcolor="#a0a0a0" stroked="f"/>
         </w:pict>
       </w:r>
     </w:p>
@@ -4037,7 +4341,7 @@
           <w:rFonts w:ascii="Roboto Mono" w:hAnsi="Roboto Mono"/>
         </w:rPr>
         <w:pict w14:anchorId="35C250AC">
-          <v:rect id="_x0000_i1259" style="width:0;height:1.5pt" o:hralign="center" o:hrstd="t" o:hr="t" fillcolor="#a0a0a0" stroked="f"/>
+          <v:rect id="_x0000_i1047" style="width:0;height:1.5pt" o:hralign="center" o:hrstd="t" o:hr="t" fillcolor="#a0a0a0" stroked="f"/>
         </w:pict>
       </w:r>
     </w:p>
@@ -4076,7 +4380,27 @@
           <w:sz w:val="18"/>
           <w:highlight w:val="lightGray"/>
         </w:rPr>
-        <w:t xml:space="preserve">: Persons Table -&gt; ID Column: 1, Name_En Column: Motasem Essam] -&gt; </w:t>
+        <w:t xml:space="preserve">: Persons Table -&gt; ID Column: 1, </w:t>
+      </w:r>
+      <w:proofErr w:type="spellStart"/>
+      <w:r>
+        <w:rPr>
+          <w:rFonts w:ascii="Arial" w:hAnsi="Arial"/>
+          <w:color w:val="000000"/>
+          <w:sz w:val="18"/>
+          <w:highlight w:val="lightGray"/>
+        </w:rPr>
+        <w:t>Name_En</w:t>
+      </w:r>
+      <w:proofErr w:type="spellEnd"/>
+      <w:r>
+        <w:rPr>
+          <w:rFonts w:ascii="Arial" w:hAnsi="Arial"/>
+          <w:color w:val="000000"/>
+          <w:sz w:val="18"/>
+          <w:highlight w:val="lightGray"/>
+        </w:rPr>
+        <w:t xml:space="preserve"> Column: Motasem Essam] -&gt; </w:t>
       </w:r>
       <w:r>
         <w:rPr>
@@ -4132,16 +4456,34 @@
           <w:sz w:val="18"/>
           <w:highlight w:val="lightGray"/>
         </w:rPr>
-        <w:t xml:space="preserve"> [6/</w:t>
-      </w:r>
-      <w:r>
-        <w:rPr>
-          <w:rFonts w:ascii="Arial" w:hAnsi="Arial"/>
-          <w:color w:val="000000"/>
-          <w:sz w:val="18"/>
-          <w:highlight w:val="lightGray"/>
-        </w:rPr>
-        <w:t>7</w:t>
+        <w:t xml:space="preserve"> [</w:t>
+      </w:r>
+      <w:r>
+        <w:rPr>
+          <w:rFonts w:ascii="Arial" w:hAnsi="Arial"/>
+          <w:color w:val="000000"/>
+          <w:sz w:val="18"/>
+          <w:highlight w:val="lightGray"/>
+        </w:rPr>
+        <w:t>1</w:t>
+      </w:r>
+      <w:r>
+        <w:rPr>
+          <w:rFonts w:ascii="Arial" w:hAnsi="Arial"/>
+          <w:color w:val="000000"/>
+          <w:sz w:val="18"/>
+          <w:highlight w:val="lightGray"/>
+        </w:rPr>
+        <w:t>/</w:t>
+      </w:r>
+      <w:r>
+        <w:rPr>
+          <w:rFonts w:ascii="Arial" w:hAnsi="Arial"/>
+          <w:color w:val="000000"/>
+          <w:sz w:val="18"/>
+          <w:highlight w:val="lightGray"/>
+        </w:rPr>
+        <w:t>23</w:t>
       </w:r>
       <w:r>
         <w:rPr>
@@ -4194,7 +4536,7 @@
           <w:rFonts w:ascii="Roboto Mono" w:hAnsi="Roboto Mono"/>
         </w:rPr>
         <w:pict w14:anchorId="7A9D9ABE">
-          <v:rect id="_x0000_i1260" style="width:0;height:1.5pt" o:hralign="center" o:hrstd="t" o:hr="t" fillcolor="#a0a0a0" stroked="f"/>
+          <v:rect id="_x0000_i1048" style="width:0;height:1.5pt" o:hralign="center" o:hrstd="t" o:hr="t" fillcolor="#a0a0a0" stroked="f"/>
         </w:pict>
       </w:r>
     </w:p>
@@ -4446,7 +4788,7 @@
           <w:rFonts w:ascii="Roboto Mono" w:hAnsi="Roboto Mono"/>
         </w:rPr>
         <w:pict w14:anchorId="0B465713">
-          <v:rect id="_x0000_i1261" style="width:0;height:1.5pt" o:hralign="center" o:hrstd="t" o:hr="t" fillcolor="#a0a0a0" stroked="f"/>
+          <v:rect id="_x0000_i1049" style="width:0;height:1.5pt" o:hralign="center" o:hrstd="t" o:hr="t" fillcolor="#a0a0a0" stroked="f"/>
         </w:pict>
       </w:r>
     </w:p>
@@ -4471,13 +4813,23 @@
           <w:bCs/>
         </w:rPr>
       </w:pPr>
+      <w:proofErr w:type="spellStart"/>
       <w:r>
         <w:rPr>
           <w:rFonts w:ascii="Roboto Mono" w:hAnsi="Roboto Mono"/>
           <w:b/>
           <w:bCs/>
         </w:rPr>
-        <w:t>MoSCoW Prioritization</w:t>
+        <w:t>MoSCoW</w:t>
+      </w:r>
+      <w:proofErr w:type="spellEnd"/>
+      <w:r>
+        <w:rPr>
+          <w:rFonts w:ascii="Roboto Mono" w:hAnsi="Roboto Mono"/>
+          <w:b/>
+          <w:bCs/>
+        </w:rPr>
+        <w:t xml:space="preserve"> Prioritization</w:t>
       </w:r>
     </w:p>
     <w:p>
@@ -4805,7 +5157,7 @@
           <w:rFonts w:ascii="Roboto Mono" w:hAnsi="Roboto Mono"/>
         </w:rPr>
         <w:pict w14:anchorId="248724AF">
-          <v:rect id="_x0000_i1262" style="width:0;height:1.5pt" o:hralign="center" o:hrstd="t" o:hr="t" fillcolor="#a0a0a0" stroked="f"/>
+          <v:rect id="_x0000_i1050" style="width:0;height:1.5pt" o:hralign="center" o:hrstd="t" o:hr="t" fillcolor="#a0a0a0" stroked="f"/>
         </w:pict>
       </w:r>
     </w:p>
@@ -4848,7 +5200,27 @@
           <w:sz w:val="18"/>
           <w:highlight w:val="lightGray"/>
         </w:rPr>
-        <w:t xml:space="preserve">: Persons Table -&gt; ID Column: 1, Name_En Column: Motasem Essam] -&gt; </w:t>
+        <w:t xml:space="preserve">: Persons Table -&gt; ID Column: 1, </w:t>
+      </w:r>
+      <w:proofErr w:type="spellStart"/>
+      <w:r>
+        <w:rPr>
+          <w:rFonts w:ascii="Arial" w:hAnsi="Arial"/>
+          <w:color w:val="000000"/>
+          <w:sz w:val="18"/>
+          <w:highlight w:val="lightGray"/>
+        </w:rPr>
+        <w:t>Name_En</w:t>
+      </w:r>
+      <w:proofErr w:type="spellEnd"/>
+      <w:r>
+        <w:rPr>
+          <w:rFonts w:ascii="Arial" w:hAnsi="Arial"/>
+          <w:color w:val="000000"/>
+          <w:sz w:val="18"/>
+          <w:highlight w:val="lightGray"/>
+        </w:rPr>
+        <w:t xml:space="preserve"> Column: Motasem Essam] -&gt; </w:t>
       </w:r>
       <w:r>
         <w:rPr>
@@ -4904,16 +5276,34 @@
           <w:sz w:val="18"/>
           <w:highlight w:val="lightGray"/>
         </w:rPr>
-        <w:t xml:space="preserve"> [6/</w:t>
-      </w:r>
-      <w:r>
-        <w:rPr>
-          <w:rFonts w:ascii="Arial" w:hAnsi="Arial"/>
-          <w:color w:val="000000"/>
-          <w:sz w:val="18"/>
-          <w:highlight w:val="lightGray"/>
-        </w:rPr>
-        <w:t>7</w:t>
+        <w:t xml:space="preserve"> [</w:t>
+      </w:r>
+      <w:r>
+        <w:rPr>
+          <w:rFonts w:ascii="Arial" w:hAnsi="Arial"/>
+          <w:color w:val="000000"/>
+          <w:sz w:val="18"/>
+          <w:highlight w:val="lightGray"/>
+        </w:rPr>
+        <w:t>1</w:t>
+      </w:r>
+      <w:r>
+        <w:rPr>
+          <w:rFonts w:ascii="Arial" w:hAnsi="Arial"/>
+          <w:color w:val="000000"/>
+          <w:sz w:val="18"/>
+          <w:highlight w:val="lightGray"/>
+        </w:rPr>
+        <w:t>/</w:t>
+      </w:r>
+      <w:r>
+        <w:rPr>
+          <w:rFonts w:ascii="Arial" w:hAnsi="Arial"/>
+          <w:color w:val="000000"/>
+          <w:sz w:val="18"/>
+          <w:highlight w:val="lightGray"/>
+        </w:rPr>
+        <w:t>23</w:t>
       </w:r>
       <w:r>
         <w:rPr>
@@ -5287,7 +5677,7 @@
           <w:rFonts w:ascii="Roboto Mono" w:hAnsi="Roboto Mono"/>
         </w:rPr>
         <w:pict w14:anchorId="6F970A90">
-          <v:rect id="_x0000_i1263" style="width:0;height:1.5pt" o:hralign="center" o:hrstd="t" o:hr="t" fillcolor="#a0a0a0" stroked="f"/>
+          <v:rect id="_x0000_i1051" style="width:0;height:1.5pt" o:hralign="center" o:hrstd="t" o:hr="t" fillcolor="#a0a0a0" stroked="f"/>
         </w:pict>
       </w:r>
     </w:p>
@@ -5323,7 +5713,27 @@
           <w:sz w:val="18"/>
           <w:highlight w:val="lightGray"/>
         </w:rPr>
-        <w:t xml:space="preserve">: Persons Table -&gt; ID Column: 1, Name_En Column: Motasem Essam] -&gt; </w:t>
+        <w:t xml:space="preserve">: Persons Table -&gt; ID Column: 1, </w:t>
+      </w:r>
+      <w:proofErr w:type="spellStart"/>
+      <w:r>
+        <w:rPr>
+          <w:rFonts w:ascii="Arial" w:hAnsi="Arial"/>
+          <w:color w:val="000000"/>
+          <w:sz w:val="18"/>
+          <w:highlight w:val="lightGray"/>
+        </w:rPr>
+        <w:t>Name_En</w:t>
+      </w:r>
+      <w:proofErr w:type="spellEnd"/>
+      <w:r>
+        <w:rPr>
+          <w:rFonts w:ascii="Arial" w:hAnsi="Arial"/>
+          <w:color w:val="000000"/>
+          <w:sz w:val="18"/>
+          <w:highlight w:val="lightGray"/>
+        </w:rPr>
+        <w:t xml:space="preserve"> Column: Motasem Essam] -&gt; </w:t>
       </w:r>
       <w:r>
         <w:rPr>
@@ -5379,16 +5789,34 @@
           <w:sz w:val="18"/>
           <w:highlight w:val="lightGray"/>
         </w:rPr>
-        <w:t xml:space="preserve"> [6/</w:t>
-      </w:r>
-      <w:r>
-        <w:rPr>
-          <w:rFonts w:ascii="Arial" w:hAnsi="Arial"/>
-          <w:color w:val="000000"/>
-          <w:sz w:val="18"/>
-          <w:highlight w:val="lightGray"/>
-        </w:rPr>
-        <w:t>7</w:t>
+        <w:t xml:space="preserve"> [</w:t>
+      </w:r>
+      <w:r>
+        <w:rPr>
+          <w:rFonts w:ascii="Arial" w:hAnsi="Arial"/>
+          <w:color w:val="000000"/>
+          <w:sz w:val="18"/>
+          <w:highlight w:val="lightGray"/>
+        </w:rPr>
+        <w:t>1</w:t>
+      </w:r>
+      <w:r>
+        <w:rPr>
+          <w:rFonts w:ascii="Arial" w:hAnsi="Arial"/>
+          <w:color w:val="000000"/>
+          <w:sz w:val="18"/>
+          <w:highlight w:val="lightGray"/>
+        </w:rPr>
+        <w:t>/</w:t>
+      </w:r>
+      <w:r>
+        <w:rPr>
+          <w:rFonts w:ascii="Arial" w:hAnsi="Arial"/>
+          <w:color w:val="000000"/>
+          <w:sz w:val="18"/>
+          <w:highlight w:val="lightGray"/>
+        </w:rPr>
+        <w:t>23</w:t>
       </w:r>
       <w:r>
         <w:rPr>
@@ -5543,7 +5971,7 @@
           <w:rFonts w:ascii="Roboto Mono" w:hAnsi="Roboto Mono"/>
         </w:rPr>
         <w:pict w14:anchorId="107D30F9">
-          <v:rect id="_x0000_i1264" style="width:0;height:1.5pt" o:hralign="center" o:hrstd="t" o:hr="t" fillcolor="#a0a0a0" stroked="f"/>
+          <v:rect id="_x0000_i1052" style="width:0;height:1.5pt" o:hralign="center" o:hrstd="t" o:hr="t" fillcolor="#a0a0a0" stroked="f"/>
         </w:pict>
       </w:r>
     </w:p>
@@ -5676,7 +6104,7 @@
           <w:rFonts w:ascii="Roboto Mono" w:hAnsi="Roboto Mono"/>
         </w:rPr>
         <w:pict w14:anchorId="2DCC8145">
-          <v:rect id="_x0000_i1265" style="width:0;height:1.5pt" o:hralign="center" o:hrstd="t" o:hr="t" fillcolor="#a0a0a0" stroked="f"/>
+          <v:rect id="_x0000_i1053" style="width:0;height:1.5pt" o:hralign="center" o:hrstd="t" o:hr="t" fillcolor="#a0a0a0" stroked="f"/>
         </w:pict>
       </w:r>
     </w:p>
@@ -5712,7 +6140,27 @@
           <w:sz w:val="18"/>
           <w:highlight w:val="lightGray"/>
         </w:rPr>
-        <w:t xml:space="preserve">: Persons Table -&gt; ID Column: 1, Name_En Column: Motasem Essam] -&gt; </w:t>
+        <w:t xml:space="preserve">: Persons Table -&gt; ID Column: 1, </w:t>
+      </w:r>
+      <w:proofErr w:type="spellStart"/>
+      <w:r>
+        <w:rPr>
+          <w:rFonts w:ascii="Arial" w:hAnsi="Arial"/>
+          <w:color w:val="000000"/>
+          <w:sz w:val="18"/>
+          <w:highlight w:val="lightGray"/>
+        </w:rPr>
+        <w:t>Name_En</w:t>
+      </w:r>
+      <w:proofErr w:type="spellEnd"/>
+      <w:r>
+        <w:rPr>
+          <w:rFonts w:ascii="Arial" w:hAnsi="Arial"/>
+          <w:color w:val="000000"/>
+          <w:sz w:val="18"/>
+          <w:highlight w:val="lightGray"/>
+        </w:rPr>
+        <w:t xml:space="preserve"> Column: Motasem Essam] -&gt; </w:t>
       </w:r>
       <w:r>
         <w:rPr>
@@ -5768,16 +6216,34 @@
           <w:sz w:val="18"/>
           <w:highlight w:val="lightGray"/>
         </w:rPr>
-        <w:t xml:space="preserve"> [6/</w:t>
-      </w:r>
-      <w:r>
-        <w:rPr>
-          <w:rFonts w:ascii="Arial" w:hAnsi="Arial"/>
-          <w:color w:val="000000"/>
-          <w:sz w:val="18"/>
-          <w:highlight w:val="lightGray"/>
-        </w:rPr>
-        <w:t>7</w:t>
+        <w:t xml:space="preserve"> [</w:t>
+      </w:r>
+      <w:r>
+        <w:rPr>
+          <w:rFonts w:ascii="Arial" w:hAnsi="Arial"/>
+          <w:color w:val="000000"/>
+          <w:sz w:val="18"/>
+          <w:highlight w:val="lightGray"/>
+        </w:rPr>
+        <w:t>1</w:t>
+      </w:r>
+      <w:r>
+        <w:rPr>
+          <w:rFonts w:ascii="Arial" w:hAnsi="Arial"/>
+          <w:color w:val="000000"/>
+          <w:sz w:val="18"/>
+          <w:highlight w:val="lightGray"/>
+        </w:rPr>
+        <w:t>/</w:t>
+      </w:r>
+      <w:r>
+        <w:rPr>
+          <w:rFonts w:ascii="Arial" w:hAnsi="Arial"/>
+          <w:color w:val="000000"/>
+          <w:sz w:val="18"/>
+          <w:highlight w:val="lightGray"/>
+        </w:rPr>
+        <w:t>23</w:t>
       </w:r>
       <w:r>
         <w:rPr>
@@ -5864,7 +6330,7 @@
           <w:rFonts w:ascii="Roboto Mono" w:hAnsi="Roboto Mono"/>
         </w:rPr>
         <w:pict w14:anchorId="1988127B">
-          <v:rect id="_x0000_i1266" style="width:0;height:1.5pt" o:hralign="center" o:hrstd="t" o:hr="t" fillcolor="#a0a0a0" stroked="f"/>
+          <v:rect id="_x0000_i1054" style="width:0;height:1.5pt" o:hralign="center" o:hrstd="t" o:hr="t" fillcolor="#a0a0a0" stroked="f"/>
         </w:pict>
       </w:r>
     </w:p>
@@ -5900,7 +6366,27 @@
           <w:sz w:val="18"/>
           <w:highlight w:val="lightGray"/>
         </w:rPr>
-        <w:t xml:space="preserve">: Persons Table -&gt; ID Column: 1, Name_En Column: Motasem Essam] -&gt; </w:t>
+        <w:t xml:space="preserve">: Persons Table -&gt; ID Column: 1, </w:t>
+      </w:r>
+      <w:proofErr w:type="spellStart"/>
+      <w:r>
+        <w:rPr>
+          <w:rFonts w:ascii="Arial" w:hAnsi="Arial"/>
+          <w:color w:val="000000"/>
+          <w:sz w:val="18"/>
+          <w:highlight w:val="lightGray"/>
+        </w:rPr>
+        <w:t>Name_En</w:t>
+      </w:r>
+      <w:proofErr w:type="spellEnd"/>
+      <w:r>
+        <w:rPr>
+          <w:rFonts w:ascii="Arial" w:hAnsi="Arial"/>
+          <w:color w:val="000000"/>
+          <w:sz w:val="18"/>
+          <w:highlight w:val="lightGray"/>
+        </w:rPr>
+        <w:t xml:space="preserve"> Column: Motasem Essam] -&gt; </w:t>
       </w:r>
       <w:r>
         <w:rPr>
@@ -5956,16 +6442,34 @@
           <w:sz w:val="18"/>
           <w:highlight w:val="lightGray"/>
         </w:rPr>
-        <w:t xml:space="preserve"> [6/</w:t>
-      </w:r>
-      <w:r>
-        <w:rPr>
-          <w:rFonts w:ascii="Arial" w:hAnsi="Arial"/>
-          <w:color w:val="000000"/>
-          <w:sz w:val="18"/>
-          <w:highlight w:val="lightGray"/>
-        </w:rPr>
-        <w:t>7</w:t>
+        <w:t xml:space="preserve"> [</w:t>
+      </w:r>
+      <w:r>
+        <w:rPr>
+          <w:rFonts w:ascii="Arial" w:hAnsi="Arial"/>
+          <w:color w:val="000000"/>
+          <w:sz w:val="18"/>
+          <w:highlight w:val="lightGray"/>
+        </w:rPr>
+        <w:t>1</w:t>
+      </w:r>
+      <w:r>
+        <w:rPr>
+          <w:rFonts w:ascii="Arial" w:hAnsi="Arial"/>
+          <w:color w:val="000000"/>
+          <w:sz w:val="18"/>
+          <w:highlight w:val="lightGray"/>
+        </w:rPr>
+        <w:t>/</w:t>
+      </w:r>
+      <w:r>
+        <w:rPr>
+          <w:rFonts w:ascii="Arial" w:hAnsi="Arial"/>
+          <w:color w:val="000000"/>
+          <w:sz w:val="18"/>
+          <w:highlight w:val="lightGray"/>
+        </w:rPr>
+        <w:t>23</w:t>
       </w:r>
       <w:r>
         <w:rPr>
@@ -6204,7 +6708,7 @@
           <w:rFonts w:ascii="Roboto Mono" w:hAnsi="Roboto Mono"/>
         </w:rPr>
         <w:pict w14:anchorId="1439A711">
-          <v:rect id="_x0000_i1267" style="width:0;height:1.5pt" o:hralign="center" o:hrstd="t" o:hr="t" fillcolor="#a0a0a0" stroked="f"/>
+          <v:rect id="_x0000_i1055" style="width:0;height:1.5pt" o:hralign="center" o:hrstd="t" o:hr="t" fillcolor="#a0a0a0" stroked="f"/>
         </w:pict>
       </w:r>
     </w:p>
@@ -6240,7 +6744,27 @@
           <w:sz w:val="18"/>
           <w:highlight w:val="lightGray"/>
         </w:rPr>
-        <w:t xml:space="preserve">: Persons Table -&gt; ID Column: 1, Name_En Column: Motasem Essam] -&gt; </w:t>
+        <w:t xml:space="preserve">: Persons Table -&gt; ID Column: 1, </w:t>
+      </w:r>
+      <w:proofErr w:type="spellStart"/>
+      <w:r>
+        <w:rPr>
+          <w:rFonts w:ascii="Arial" w:hAnsi="Arial"/>
+          <w:color w:val="000000"/>
+          <w:sz w:val="18"/>
+          <w:highlight w:val="lightGray"/>
+        </w:rPr>
+        <w:t>Name_En</w:t>
+      </w:r>
+      <w:proofErr w:type="spellEnd"/>
+      <w:r>
+        <w:rPr>
+          <w:rFonts w:ascii="Arial" w:hAnsi="Arial"/>
+          <w:color w:val="000000"/>
+          <w:sz w:val="18"/>
+          <w:highlight w:val="lightGray"/>
+        </w:rPr>
+        <w:t xml:space="preserve"> Column: Motasem Essam] -&gt; </w:t>
       </w:r>
       <w:r>
         <w:rPr>
@@ -6296,16 +6820,34 @@
           <w:sz w:val="18"/>
           <w:highlight w:val="lightGray"/>
         </w:rPr>
-        <w:t xml:space="preserve"> [6/</w:t>
-      </w:r>
-      <w:r>
-        <w:rPr>
-          <w:rFonts w:ascii="Arial" w:hAnsi="Arial"/>
-          <w:color w:val="000000"/>
-          <w:sz w:val="18"/>
-          <w:highlight w:val="lightGray"/>
-        </w:rPr>
-        <w:t>7</w:t>
+        <w:t xml:space="preserve"> [</w:t>
+      </w:r>
+      <w:r>
+        <w:rPr>
+          <w:rFonts w:ascii="Arial" w:hAnsi="Arial"/>
+          <w:color w:val="000000"/>
+          <w:sz w:val="18"/>
+          <w:highlight w:val="lightGray"/>
+        </w:rPr>
+        <w:t>1</w:t>
+      </w:r>
+      <w:r>
+        <w:rPr>
+          <w:rFonts w:ascii="Arial" w:hAnsi="Arial"/>
+          <w:color w:val="000000"/>
+          <w:sz w:val="18"/>
+          <w:highlight w:val="lightGray"/>
+        </w:rPr>
+        <w:t>/</w:t>
+      </w:r>
+      <w:r>
+        <w:rPr>
+          <w:rFonts w:ascii="Arial" w:hAnsi="Arial"/>
+          <w:color w:val="000000"/>
+          <w:sz w:val="18"/>
+          <w:highlight w:val="lightGray"/>
+        </w:rPr>
+        <w:t>23</w:t>
       </w:r>
       <w:r>
         <w:rPr>
@@ -6638,7 +7180,7 @@
           <w:rFonts w:ascii="Roboto Mono" w:hAnsi="Roboto Mono"/>
         </w:rPr>
         <w:pict w14:anchorId="4019DD80">
-          <v:rect id="_x0000_i1269" style="width:0;height:1.5pt" o:hralign="center" o:hrstd="t" o:hr="t" fillcolor="#a0a0a0" stroked="f"/>
+          <v:rect id="_x0000_i1056" style="width:0;height:1.5pt" o:hralign="center" o:hrstd="t" o:hr="t" fillcolor="#a0a0a0" stroked="f"/>
         </w:pict>
       </w:r>
     </w:p>
@@ -6674,7 +7216,27 @@
           <w:sz w:val="18"/>
           <w:highlight w:val="lightGray"/>
         </w:rPr>
-        <w:t xml:space="preserve">: Persons Table -&gt; ID Column: 1, Name_En Column: Motasem Essam] -&gt; </w:t>
+        <w:t xml:space="preserve">: Persons Table -&gt; ID Column: 1, </w:t>
+      </w:r>
+      <w:proofErr w:type="spellStart"/>
+      <w:r>
+        <w:rPr>
+          <w:rFonts w:ascii="Arial" w:hAnsi="Arial"/>
+          <w:color w:val="000000"/>
+          <w:sz w:val="18"/>
+          <w:highlight w:val="lightGray"/>
+        </w:rPr>
+        <w:t>Name_En</w:t>
+      </w:r>
+      <w:proofErr w:type="spellEnd"/>
+      <w:r>
+        <w:rPr>
+          <w:rFonts w:ascii="Arial" w:hAnsi="Arial"/>
+          <w:color w:val="000000"/>
+          <w:sz w:val="18"/>
+          <w:highlight w:val="lightGray"/>
+        </w:rPr>
+        <w:t xml:space="preserve"> Column: Motasem Essam] -&gt; </w:t>
       </w:r>
       <w:r>
         <w:rPr>
@@ -6730,16 +7292,34 @@
           <w:sz w:val="18"/>
           <w:highlight w:val="lightGray"/>
         </w:rPr>
-        <w:t xml:space="preserve"> [6/</w:t>
-      </w:r>
-      <w:r>
-        <w:rPr>
-          <w:rFonts w:ascii="Arial" w:hAnsi="Arial"/>
-          <w:color w:val="000000"/>
-          <w:sz w:val="18"/>
-          <w:highlight w:val="lightGray"/>
-        </w:rPr>
-        <w:t>7</w:t>
+        <w:t xml:space="preserve"> [</w:t>
+      </w:r>
+      <w:r>
+        <w:rPr>
+          <w:rFonts w:ascii="Arial" w:hAnsi="Arial"/>
+          <w:color w:val="000000"/>
+          <w:sz w:val="18"/>
+          <w:highlight w:val="lightGray"/>
+        </w:rPr>
+        <w:t>1</w:t>
+      </w:r>
+      <w:r>
+        <w:rPr>
+          <w:rFonts w:ascii="Arial" w:hAnsi="Arial"/>
+          <w:color w:val="000000"/>
+          <w:sz w:val="18"/>
+          <w:highlight w:val="lightGray"/>
+        </w:rPr>
+        <w:t>/</w:t>
+      </w:r>
+      <w:r>
+        <w:rPr>
+          <w:rFonts w:ascii="Arial" w:hAnsi="Arial"/>
+          <w:color w:val="000000"/>
+          <w:sz w:val="18"/>
+          <w:highlight w:val="lightGray"/>
+        </w:rPr>
+        <w:t>23</w:t>
       </w:r>
       <w:r>
         <w:rPr>
